--- a/projects/india_patient_safety_surveillance/docs/manuscripts/target_journal_packages/ijmr_submission_candidate_round1/03_cover_letter_ijmr_round1.docx
+++ b/projects/india_patient_safety_surveillance/docs/manuscripts/target_journal_packages/ijmr_submission_candidate_round1/03_cover_letter_ijmr_round1.docx
@@ -2,13 +2,13 @@
 <file path=word/document.xml><?xml version="1.0" encoding="utf-8"?>
 <w:document xmlns:w="http://schemas.openxmlformats.org/wordprocessingml/2006/main" xmlns:m="http://schemas.openxmlformats.org/officeDocument/2006/math" xmlns:r="http://schemas.openxmlformats.org/officeDocument/2006/relationships" xmlns:o="urn:schemas-microsoft-com:office:office" xmlns:v="urn:schemas-microsoft-com:vml" xmlns:w10="urn:schemas-microsoft-com:office:word" xmlns:a="http://schemas.openxmlformats.org/drawingml/2006/main" xmlns:pic="http://schemas.openxmlformats.org/drawingml/2006/picture" xmlns:wp="http://schemas.openxmlformats.org/drawingml/2006/wordprocessingDrawing">
   <w:body>
-    <w:bookmarkStart w:id="9" w:name="cover-letter"/>
+    <w:bookmarkStart w:id="9" w:name="covering-letter"/>
     <w:p>
       <w:pPr>
         <w:pStyle w:val="Heading1"/>
       </w:pPr>
       <w:r>
-        <w:t xml:space="preserve">Cover letter</w:t>
+        <w:t xml:space="preserve">Covering letter</w:t>
       </w:r>
     </w:p>
     <w:p>
@@ -36,7 +36,13 @@
         <w:pStyle w:val="BodyText"/>
       </w:pPr>
       <w:r>
-        <w:t xml:space="preserve">Subject: Submission of Special Article titled “Building a federated patient safety surveillance system for India: a digital public health framework for reporting, learning, governance, and prevention”</w:t>
+        <w:t xml:space="preserve">Subject: Submission of Special Article titled</w:t>
+      </w:r>
+      <w:r>
+        <w:t xml:space="preserve"> </w:t>
+      </w:r>
+      <w:r>
+        <w:t xml:space="preserve">“Building a federated patient safety surveillance system for India: a digital public health framework for reporting, learning, governance, and prevention”</w:t>
       </w:r>
     </w:p>
     <w:p>
@@ -52,35 +58,7 @@
         <w:pStyle w:val="BodyText"/>
       </w:pPr>
       <w:r>
-        <w:t xml:space="preserve">I am submitting the enclosed manuscript for consideration as a</w:t>
-      </w:r>
-      <w:r>
-        <w:t xml:space="preserve"> </w:t>
-      </w:r>
-      <w:r>
-        <w:rPr>
-          <w:rStyle w:val="VerbatimChar"/>
-        </w:rPr>
-        <w:t xml:space="preserve">Special Article</w:t>
-      </w:r>
-      <w:r>
-        <w:t xml:space="preserve"> </w:t>
-      </w:r>
-      <w:r>
-        <w:t xml:space="preserve">in the</w:t>
-      </w:r>
-      <w:r>
-        <w:t xml:space="preserve"> </w:t>
-      </w:r>
-      <w:r>
-        <w:rPr>
-          <w:i/>
-          <w:iCs/>
-        </w:rPr>
-        <w:t xml:space="preserve">Indian Journal of Medical Research</w:t>
-      </w:r>
-      <w:r>
-        <w:t xml:space="preserve">.</w:t>
+        <w:t xml:space="preserve">Please consider our manuscript for publication as a Special Article in the Indian Journal of Medical Research.</w:t>
       </w:r>
     </w:p>
     <w:p>
@@ -88,7 +66,7 @@
         <w:pStyle w:val="BodyText"/>
       </w:pPr>
       <w:r>
-        <w:t xml:space="preserve">This paper addresses an important public health and health-systems gap in India: the absence of an integrated, operationally usable, multi-level patient safety surveillance architecture that connects daily facility reporting, event-level case learning, escalation, governance, and digital interoperability. The manuscript synthesizes patient safety, surveillance, digital health, and governance literature and proposes an India-specific framework aligned with the needs of facilities, state surveillance cells, and national policy actors.</w:t>
+        <w:t xml:space="preserve">This manuscript addresses a public health and health-systems priority in India: the absence of a federated patient safety surveillance architecture that connects daily facility reporting, event-level case learning, escalation, governance, and digital interoperability. The manuscript provides a structured narrative review and implementation framework that is relevant to community medicine, public health, epidemiology, digital health, and health systems.</w:t>
       </w:r>
     </w:p>
     <w:p>
@@ -96,82 +74,14 @@
         <w:pStyle w:val="BodyText"/>
       </w:pPr>
       <w:r>
-        <w:t xml:space="preserve">I believe the manuscript is particularly suitable for the</w:t>
-      </w:r>
-      <w:r>
-        <w:t xml:space="preserve"> </w:t>
-      </w:r>
-      <w:r>
-        <w:rPr>
-          <w:i/>
-          <w:iCs/>
-        </w:rPr>
-        <w:t xml:space="preserve">IJMR</w:t>
-      </w:r>
-      <w:r>
-        <w:t xml:space="preserve"> </w:t>
-      </w:r>
-      <w:r>
-        <w:t xml:space="preserve">rather than a narrower specialty journal for three reasons:</w:t>
+        <w:t xml:space="preserve">The manuscript is original, has not been published previously, and is not under consideration elsewhere in part or whole. The submission package includes the first page file, blinded manuscript, declarations, and table/figure files in editable format.</w:t>
       </w:r>
     </w:p>
     <w:p>
       <w:pPr>
-        <w:pStyle w:val="Compact"/>
-        <w:numPr>
-          <w:ilvl w:val="0"/>
-          <w:numId w:val="1001"/>
-        </w:numPr>
-      </w:pPr>
-      <w:r>
-        <w:t xml:space="preserve">the problem is fundamentally cross-cutting and sits at the intersection of community medicine, public health, digital health, epidemiology, and health systems;</w:t>
-      </w:r>
-    </w:p>
-    <w:p>
-      <w:pPr>
-        <w:pStyle w:val="Compact"/>
-        <w:numPr>
-          <w:ilvl w:val="0"/>
-          <w:numId w:val="1001"/>
-        </w:numPr>
-      </w:pPr>
-      <w:r>
-        <w:t xml:space="preserve">the proposed framework is specifically oriented to national and subnational implementation in India; and</w:t>
-      </w:r>
-    </w:p>
-    <w:p>
-      <w:pPr>
-        <w:pStyle w:val="Compact"/>
-        <w:numPr>
-          <w:ilvl w:val="0"/>
-          <w:numId w:val="1001"/>
-        </w:numPr>
-      </w:pPr>
-      <w:r>
-        <w:t xml:space="preserve">the paper addresses not only reporting but also learning, governance, prevention, and interoperability, which are central to a scalable biomedical and public health response.</w:t>
-      </w:r>
-    </w:p>
-    <w:p>
-      <w:pPr>
-        <w:pStyle w:val="FirstParagraph"/>
-      </w:pPr>
-      <w:r>
-        <w:t xml:space="preserve">The manuscript has not been published and is not under consideration elsewhere, in part or in whole. No fabricated primary data are presented. The article is a review-based conceptual framework and implementation paper.</w:t>
-      </w:r>
-    </w:p>
-    <w:p>
-      <w:pPr>
         <w:pStyle w:val="BodyText"/>
       </w:pPr>
       <w:r>
-        <w:t xml:space="preserve">I would be grateful for your consideration.</w:t>
-      </w:r>
-    </w:p>
-    <w:p>
-      <w:pPr>
-        <w:pStyle w:val="BodyText"/>
-      </w:pPr>
-      <w:r>
         <w:t xml:space="preserve">Sincerely,</w:t>
       </w:r>
       <w:r>
@@ -197,6 +107,12 @@
       </w:r>
       <w:r>
         <w:t xml:space="preserve">Email: hssling@yahoo.com</w:t>
+      </w:r>
+      <w:r>
+        <w:br/>
+      </w:r>
+      <w:r>
+        <w:t xml:space="preserve">Mobile: 8941087719</w:t>
       </w:r>
       <w:r>
         <w:br/>
@@ -316,123 +232,8 @@
       </w:pPr>
     </w:lvl>
   </w:abstractNum>
-  <w:abstractNum w:abstractNumId="99411">
-    <w:nsid w:val="00A99411"/>
-    <w:multiLevelType w:val="multilevel"/>
-    <w:lvl w:ilvl="0">
-      <w:start w:val="1"/>
-      <w:numFmt w:val="decimal"/>
-      <w:lvlText w:val="%1."/>
-      <w:lvlJc w:val="left"/>
-      <w:pPr>
-        <w:ind w:left="720" w:hanging="360"/>
-      </w:pPr>
-    </w:lvl>
-    <w:lvl w:ilvl="1">
-      <w:start w:val="1"/>
-      <w:numFmt w:val="decimal"/>
-      <w:lvlText w:val="%2."/>
-      <w:lvlJc w:val="left"/>
-      <w:pPr>
-        <w:ind w:left="1440" w:hanging="360"/>
-      </w:pPr>
-    </w:lvl>
-    <w:lvl w:ilvl="2">
-      <w:start w:val="1"/>
-      <w:numFmt w:val="decimal"/>
-      <w:lvlText w:val="%3."/>
-      <w:lvlJc w:val="left"/>
-      <w:pPr>
-        <w:ind w:left="2160" w:hanging="360"/>
-      </w:pPr>
-    </w:lvl>
-    <w:lvl w:ilvl="3">
-      <w:start w:val="1"/>
-      <w:numFmt w:val="decimal"/>
-      <w:lvlText w:val="%4."/>
-      <w:lvlJc w:val="left"/>
-      <w:pPr>
-        <w:ind w:left="2880" w:hanging="360"/>
-      </w:pPr>
-    </w:lvl>
-    <w:lvl w:ilvl="4">
-      <w:start w:val="1"/>
-      <w:numFmt w:val="decimal"/>
-      <w:lvlText w:val="%5."/>
-      <w:lvlJc w:val="left"/>
-      <w:pPr>
-        <w:ind w:left="3600" w:hanging="360"/>
-      </w:pPr>
-    </w:lvl>
-    <w:lvl w:ilvl="5">
-      <w:start w:val="1"/>
-      <w:numFmt w:val="decimal"/>
-      <w:lvlText w:val="%6."/>
-      <w:lvlJc w:val="left"/>
-      <w:pPr>
-        <w:ind w:left="4320" w:hanging="360"/>
-      </w:pPr>
-    </w:lvl>
-    <w:lvl w:ilvl="6">
-      <w:start w:val="1"/>
-      <w:numFmt w:val="decimal"/>
-      <w:lvlText w:val="%7."/>
-      <w:lvlJc w:val="left"/>
-      <w:pPr>
-        <w:ind w:left="5040" w:hanging="360"/>
-      </w:pPr>
-    </w:lvl>
-    <w:lvl w:ilvl="7">
-      <w:start w:val="1"/>
-      <w:numFmt w:val="decimal"/>
-      <w:lvlText w:val="%8."/>
-      <w:lvlJc w:val="left"/>
-      <w:pPr>
-        <w:ind w:left="5760" w:hanging="360"/>
-      </w:pPr>
-    </w:lvl>
-    <w:lvl w:ilvl="8">
-      <w:start w:val="1"/>
-      <w:numFmt w:val="decimal"/>
-      <w:lvlText w:val="%9."/>
-      <w:lvlJc w:val="left"/>
-      <w:pPr>
-        <w:ind w:left="6480" w:hanging="360"/>
-      </w:pPr>
-    </w:lvl>
-  </w:abstractNum>
   <w:num w:numId="1000">
     <w:abstractNumId w:val="990"/>
-  </w:num>
-  <w:num w:numId="1001">
-    <w:abstractNumId w:val="99411"/>
-    <w:lvlOverride w:ilvl="0">
-      <w:startOverride w:val="1"/>
-    </w:lvlOverride>
-    <w:lvlOverride w:ilvl="1">
-      <w:startOverride w:val="1"/>
-    </w:lvlOverride>
-    <w:lvlOverride w:ilvl="2">
-      <w:startOverride w:val="1"/>
-    </w:lvlOverride>
-    <w:lvlOverride w:ilvl="3">
-      <w:startOverride w:val="1"/>
-    </w:lvlOverride>
-    <w:lvlOverride w:ilvl="4">
-      <w:startOverride w:val="1"/>
-    </w:lvlOverride>
-    <w:lvlOverride w:ilvl="5">
-      <w:startOverride w:val="1"/>
-    </w:lvlOverride>
-    <w:lvlOverride w:ilvl="6">
-      <w:startOverride w:val="1"/>
-    </w:lvlOverride>
-    <w:lvlOverride w:ilvl="7">
-      <w:startOverride w:val="1"/>
-    </w:lvlOverride>
-    <w:lvlOverride w:ilvl="8">
-      <w:startOverride w:val="1"/>
-    </w:lvlOverride>
   </w:num>
 </w:numbering>
 </file>
